--- a/docs/lista_louvores/Textos_Louvores/MARAVILHAS DIVINAS (07 CC).docx
+++ b/docs/lista_louvores/Textos_Louvores/MARAVILHAS DIVINAS (07 CC).docx
@@ -4,469 +4,76 @@
   <w:body>
     <w:p>
       <w:pPr>
-        <w:pStyle w:val="PargrafodaLista"/>
-        <w:numPr>
-          <w:ilvl w:val="0"/>
-          <w:numId w:val="2"/>
-        </w:numPr>
-        <w:autoSpaceDE w:val="0"/>
-        <w:autoSpaceDN w:val="0"/>
-        <w:adjustRightInd w:val="0"/>
-        <w:spacing w:before="80" w:after="120" w:line="240" w:lineRule="auto"/>
-        <w:ind w:left="0" w:firstLine="0"/>
-        <w:contextualSpacing w:val="0"/>
-        <w:jc w:val="both"/>
-        <w:rPr>
-          <w:rFonts w:ascii="Times New Roman" w:hAnsi="Times New Roman" w:cs="Times New Roman"/>
-          <w:bCs/>
-          <w:color w:val="000000"/>
-          <w:sz w:val="28"/>
-          <w:szCs w:val="28"/>
-        </w:rPr>
-      </w:pPr>
-      <w:r>
-        <w:rPr>
-          <w:rFonts w:ascii="Times New Roman" w:hAnsi="Times New Roman" w:cs="Times New Roman"/>
-          <w:bCs/>
-          <w:color w:val="000000"/>
-          <w:sz w:val="28"/>
-          <w:szCs w:val="28"/>
-        </w:rPr>
-        <w:t>Maravilhas Divinas 07 CC</w:t>
+        <w:pStyle w:val="Ttulo1"/>
+      </w:pPr>
+      <w:r>
+        <w:t xml:space="preserve">MARAVILHAS DIVINAS </w:t>
+      </w:r>
+      <w:r>
+        <w:t>(</w:t>
+      </w:r>
+      <w:r>
+        <w:t>07 CC</w:t>
+      </w:r>
+      <w:r>
+        <w:t>)</w:t>
       </w:r>
     </w:p>
     <w:p>
       <w:pPr>
-        <w:pStyle w:val="PargrafodaLista"/>
-        <w:numPr>
-          <w:ilvl w:val="0"/>
-          <w:numId w:val="1"/>
-        </w:numPr>
-        <w:autoSpaceDE w:val="0"/>
-        <w:autoSpaceDN w:val="0"/>
-        <w:adjustRightInd w:val="0"/>
-        <w:spacing w:line="240" w:lineRule="auto"/>
-        <w:ind w:left="862" w:hanging="357"/>
-        <w:contextualSpacing w:val="0"/>
-        <w:rPr>
-          <w:rFonts w:ascii="Times New Roman" w:hAnsi="Times New Roman" w:cs="Times New Roman"/>
-          <w:color w:val="1F1F1F"/>
-          <w:sz w:val="24"/>
-          <w:szCs w:val="24"/>
-        </w:rPr>
-      </w:pPr>
-      <w:r>
-        <w:rPr>
-          <w:rFonts w:ascii="Times New Roman" w:hAnsi="Times New Roman" w:cs="Times New Roman"/>
-          <w:color w:val="1F1F1F"/>
-          <w:sz w:val="24"/>
-          <w:szCs w:val="24"/>
+        <w:rPr>
+          <w:rFonts w:ascii="Times New Roman" w:hAnsi="Times New Roman"/>
+          <w:bCs/>
+        </w:rPr>
+      </w:pPr>
+      <w:r>
+        <w:rPr>
+          <w:rFonts w:ascii="Times New Roman" w:hAnsi="Times New Roman"/>
+          <w:bCs/>
         </w:rPr>
         <w:t xml:space="preserve">Ao Deus de amor e de imensa bondade, </w:t>
       </w:r>
       <w:r>
         <w:rPr>
-          <w:rFonts w:ascii="Times New Roman" w:hAnsi="Times New Roman" w:cs="Times New Roman"/>
-          <w:color w:val="1F1F1F"/>
-          <w:sz w:val="24"/>
-          <w:szCs w:val="24"/>
+          <w:rFonts w:ascii="Times New Roman" w:hAnsi="Times New Roman"/>
+          <w:bCs/>
         </w:rPr>
         <w:br/>
+      </w:r>
+      <w:r>
+        <w:rPr>
+          <w:rFonts w:ascii="Times New Roman" w:hAnsi="Times New Roman"/>
+          <w:bCs/>
+        </w:rPr>
         <w:t>com voz de júbilo vinde e aclamai!</w:t>
       </w:r>
       <w:r>
         <w:rPr>
-          <w:rFonts w:ascii="Times New Roman" w:hAnsi="Times New Roman" w:cs="Times New Roman"/>
-          <w:color w:val="1F1F1F"/>
-          <w:sz w:val="24"/>
-          <w:szCs w:val="24"/>
+          <w:rFonts w:ascii="Times New Roman" w:hAnsi="Times New Roman"/>
+          <w:bCs/>
         </w:rPr>
         <w:br/>
+      </w:r>
+      <w:r>
+        <w:rPr>
+          <w:rFonts w:ascii="Times New Roman" w:hAnsi="Times New Roman"/>
+          <w:bCs/>
+        </w:rPr>
         <w:t xml:space="preserve">Com coração transbordante de graças, </w:t>
       </w:r>
       <w:r>
         <w:rPr>
-          <w:rFonts w:ascii="Times New Roman" w:hAnsi="Times New Roman" w:cs="Times New Roman"/>
-          <w:color w:val="1F1F1F"/>
-          <w:sz w:val="24"/>
-          <w:szCs w:val="24"/>
+          <w:rFonts w:ascii="Times New Roman" w:hAnsi="Times New Roman"/>
+          <w:bCs/>
         </w:rPr>
         <w:br/>
+      </w:r>
+      <w:r>
+        <w:rPr>
+          <w:rFonts w:ascii="Times New Roman" w:hAnsi="Times New Roman"/>
+          <w:bCs/>
+        </w:rPr>
         <w:t>seu grande amor, todos vinde e louvai</w:t>
-      </w:r>
-    </w:p>
-    <w:p>
-      <w:pPr>
-        <w:pStyle w:val="PargrafodaLista"/>
-        <w:numPr>
-          <w:ilvl w:val="0"/>
-          <w:numId w:val="1"/>
-        </w:numPr>
-        <w:autoSpaceDE w:val="0"/>
-        <w:autoSpaceDN w:val="0"/>
-        <w:adjustRightInd w:val="0"/>
-        <w:spacing w:line="240" w:lineRule="auto"/>
-        <w:ind w:left="862" w:hanging="357"/>
-        <w:contextualSpacing w:val="0"/>
-        <w:rPr>
-          <w:rFonts w:ascii="Times New Roman" w:hAnsi="Times New Roman" w:cs="Times New Roman"/>
-          <w:b/>
-          <w:bCs/>
-          <w:i/>
-          <w:iCs/>
-          <w:color w:val="1F1F1F"/>
-          <w:sz w:val="24"/>
-          <w:szCs w:val="24"/>
-        </w:rPr>
-      </w:pPr>
-      <w:r>
-        <w:rPr>
-          <w:rFonts w:ascii="Times New Roman" w:hAnsi="Times New Roman" w:cs="Times New Roman"/>
-          <w:b/>
-          <w:bCs/>
-          <w:i/>
-          <w:iCs/>
-          <w:color w:val="1F1F1F"/>
-          <w:sz w:val="24"/>
-          <w:szCs w:val="24"/>
-        </w:rPr>
-        <w:t>No céu, na terra, que maravilhas</w:t>
-      </w:r>
-      <w:r>
-        <w:rPr>
-          <w:rFonts w:ascii="Times New Roman" w:hAnsi="Times New Roman" w:cs="Times New Roman"/>
-          <w:b/>
-          <w:bCs/>
-          <w:i/>
-          <w:iCs/>
-          <w:color w:val="1F1F1F"/>
-          <w:sz w:val="24"/>
-          <w:szCs w:val="24"/>
-        </w:rPr>
-        <w:br/>
-        <w:t>vai operando o poder do Senhor!</w:t>
-      </w:r>
-      <w:r>
-        <w:rPr>
-          <w:rFonts w:ascii="Times New Roman" w:hAnsi="Times New Roman" w:cs="Times New Roman"/>
-          <w:b/>
-          <w:bCs/>
-          <w:i/>
-          <w:iCs/>
-          <w:color w:val="1F1F1F"/>
-          <w:sz w:val="24"/>
-          <w:szCs w:val="24"/>
-        </w:rPr>
-        <w:br/>
-        <w:t>Mas Seu amor aos homens perdidos,</w:t>
-      </w:r>
-      <w:r>
-        <w:rPr>
-          <w:rFonts w:ascii="Times New Roman" w:hAnsi="Times New Roman" w:cs="Times New Roman"/>
-          <w:b/>
-          <w:bCs/>
-          <w:i/>
-          <w:iCs/>
-          <w:color w:val="1F1F1F"/>
-          <w:sz w:val="24"/>
-          <w:szCs w:val="24"/>
-        </w:rPr>
-        <w:br/>
-        <w:t>das maravilhas é sempre a maior!</w:t>
-      </w:r>
-    </w:p>
-    <w:p>
-      <w:pPr>
-        <w:pStyle w:val="PargrafodaLista"/>
-        <w:numPr>
-          <w:ilvl w:val="0"/>
-          <w:numId w:val="1"/>
-        </w:numPr>
-        <w:autoSpaceDE w:val="0"/>
-        <w:autoSpaceDN w:val="0"/>
-        <w:adjustRightInd w:val="0"/>
-        <w:spacing w:line="240" w:lineRule="auto"/>
-        <w:ind w:left="862" w:hanging="357"/>
-        <w:contextualSpacing w:val="0"/>
-        <w:rPr>
-          <w:rFonts w:ascii="Times New Roman" w:hAnsi="Times New Roman" w:cs="Times New Roman"/>
-          <w:color w:val="1F1F1F"/>
-          <w:sz w:val="24"/>
-          <w:szCs w:val="24"/>
-        </w:rPr>
-      </w:pPr>
-      <w:r>
-        <w:rPr>
-          <w:rFonts w:ascii="Times New Roman" w:hAnsi="Times New Roman" w:cs="Times New Roman"/>
-          <w:color w:val="1F1F1F"/>
-          <w:sz w:val="24"/>
-          <w:szCs w:val="24"/>
-        </w:rPr>
-        <w:t xml:space="preserve">Já nossos pais nos contaram a glória </w:t>
-      </w:r>
-      <w:r>
-        <w:rPr>
-          <w:rFonts w:ascii="Times New Roman" w:hAnsi="Times New Roman" w:cs="Times New Roman"/>
-          <w:color w:val="1F1F1F"/>
-          <w:sz w:val="24"/>
-          <w:szCs w:val="24"/>
-        </w:rPr>
-        <w:br/>
-        <w:t>de Deus, falando com muito prazer</w:t>
-      </w:r>
-      <w:r>
-        <w:rPr>
-          <w:rFonts w:ascii="Times New Roman" w:hAnsi="Times New Roman" w:cs="Times New Roman"/>
-          <w:color w:val="1F1F1F"/>
-          <w:sz w:val="24"/>
-          <w:szCs w:val="24"/>
-        </w:rPr>
-        <w:br/>
-        <w:t>Que nas tristezas, nos grandes perigos,</w:t>
-      </w:r>
-      <w:r>
-        <w:rPr>
-          <w:rFonts w:ascii="Times New Roman" w:hAnsi="Times New Roman" w:cs="Times New Roman"/>
-          <w:color w:val="1F1F1F"/>
-          <w:sz w:val="24"/>
-          <w:szCs w:val="24"/>
-        </w:rPr>
-        <w:br/>
-        <w:t>Ele os salvou por Seu grande poder</w:t>
-      </w:r>
-    </w:p>
-    <w:p>
-      <w:pPr>
-        <w:pStyle w:val="PargrafodaLista"/>
-        <w:numPr>
-          <w:ilvl w:val="0"/>
-          <w:numId w:val="1"/>
-        </w:numPr>
-        <w:autoSpaceDE w:val="0"/>
-        <w:autoSpaceDN w:val="0"/>
-        <w:adjustRightInd w:val="0"/>
-        <w:spacing w:line="240" w:lineRule="auto"/>
-        <w:ind w:left="862" w:hanging="357"/>
-        <w:contextualSpacing w:val="0"/>
-        <w:rPr>
-          <w:rFonts w:ascii="Times New Roman" w:hAnsi="Times New Roman" w:cs="Times New Roman"/>
-          <w:b/>
-          <w:bCs/>
-          <w:i/>
-          <w:iCs/>
-          <w:color w:val="1F1F1F"/>
-          <w:sz w:val="24"/>
-          <w:szCs w:val="24"/>
-        </w:rPr>
-      </w:pPr>
-      <w:r>
-        <w:rPr>
-          <w:rFonts w:ascii="Times New Roman" w:hAnsi="Times New Roman" w:cs="Times New Roman"/>
-          <w:b/>
-          <w:bCs/>
-          <w:i/>
-          <w:iCs/>
-          <w:color w:val="1F1F1F"/>
-          <w:sz w:val="24"/>
-          <w:szCs w:val="24"/>
-        </w:rPr>
-        <w:t>[REFRÃO]</w:t>
-      </w:r>
-    </w:p>
-    <w:p>
-      <w:pPr>
-        <w:pStyle w:val="PargrafodaLista"/>
-        <w:numPr>
-          <w:ilvl w:val="0"/>
-          <w:numId w:val="1"/>
-        </w:numPr>
-        <w:autoSpaceDE w:val="0"/>
-        <w:autoSpaceDN w:val="0"/>
-        <w:adjustRightInd w:val="0"/>
-        <w:spacing w:line="240" w:lineRule="auto"/>
-        <w:ind w:left="862" w:hanging="357"/>
-        <w:contextualSpacing w:val="0"/>
-        <w:rPr>
-          <w:rFonts w:ascii="Times New Roman" w:hAnsi="Times New Roman" w:cs="Times New Roman"/>
-          <w:color w:val="1F1F1F"/>
-          <w:sz w:val="24"/>
-          <w:szCs w:val="24"/>
-        </w:rPr>
-      </w:pPr>
-      <w:r>
-        <w:rPr>
-          <w:rFonts w:ascii="Times New Roman" w:hAnsi="Times New Roman" w:cs="Times New Roman"/>
-          <w:color w:val="1F1F1F"/>
-          <w:sz w:val="24"/>
-          <w:szCs w:val="24"/>
-        </w:rPr>
-        <w:t xml:space="preserve">Hoje também nós bem alto cantamos </w:t>
-      </w:r>
-      <w:r>
-        <w:rPr>
-          <w:rFonts w:ascii="Times New Roman" w:hAnsi="Times New Roman" w:cs="Times New Roman"/>
-          <w:color w:val="1F1F1F"/>
-          <w:sz w:val="24"/>
-          <w:szCs w:val="24"/>
-        </w:rPr>
-        <w:br/>
-        <w:t>que as orações Ele nos atendeu</w:t>
-      </w:r>
-      <w:r>
-        <w:rPr>
-          <w:rFonts w:ascii="Times New Roman" w:hAnsi="Times New Roman" w:cs="Times New Roman"/>
-          <w:color w:val="1F1F1F"/>
-          <w:sz w:val="24"/>
-          <w:szCs w:val="24"/>
-        </w:rPr>
-        <w:br/>
-        <w:t xml:space="preserve">Seu forte braço, que é tão compassivo, </w:t>
-      </w:r>
-      <w:r>
-        <w:rPr>
-          <w:rFonts w:ascii="Times New Roman" w:hAnsi="Times New Roman" w:cs="Times New Roman"/>
-          <w:color w:val="1F1F1F"/>
-          <w:sz w:val="24"/>
-          <w:szCs w:val="24"/>
-        </w:rPr>
-        <w:br/>
-        <w:t>em nosso auxílio Ele sempre estendeu</w:t>
-      </w:r>
-    </w:p>
-    <w:p>
-      <w:pPr>
-        <w:pStyle w:val="PargrafodaLista"/>
-        <w:numPr>
-          <w:ilvl w:val="0"/>
-          <w:numId w:val="1"/>
-        </w:numPr>
-        <w:autoSpaceDE w:val="0"/>
-        <w:autoSpaceDN w:val="0"/>
-        <w:adjustRightInd w:val="0"/>
-        <w:spacing w:line="240" w:lineRule="auto"/>
-        <w:ind w:left="862" w:hanging="357"/>
-        <w:contextualSpacing w:val="0"/>
-        <w:rPr>
-          <w:rFonts w:ascii="Times New Roman" w:hAnsi="Times New Roman" w:cs="Times New Roman"/>
-          <w:b/>
-          <w:bCs/>
-          <w:i/>
-          <w:iCs/>
-          <w:color w:val="1F1F1F"/>
-          <w:sz w:val="24"/>
-          <w:szCs w:val="24"/>
-        </w:rPr>
-      </w:pPr>
-      <w:r>
-        <w:rPr>
-          <w:rFonts w:ascii="Times New Roman" w:hAnsi="Times New Roman" w:cs="Times New Roman"/>
-          <w:b/>
-          <w:bCs/>
-          <w:i/>
-          <w:iCs/>
-          <w:color w:val="1F1F1F"/>
-          <w:sz w:val="24"/>
-          <w:szCs w:val="24"/>
-        </w:rPr>
-        <w:t>[REFRÃO]</w:t>
-      </w:r>
-    </w:p>
-    <w:p>
-      <w:pPr>
-        <w:pStyle w:val="PargrafodaLista"/>
-        <w:numPr>
-          <w:ilvl w:val="0"/>
-          <w:numId w:val="1"/>
-        </w:numPr>
-        <w:autoSpaceDE w:val="0"/>
-        <w:autoSpaceDN w:val="0"/>
-        <w:adjustRightInd w:val="0"/>
-        <w:spacing w:line="240" w:lineRule="auto"/>
-        <w:ind w:left="862" w:hanging="357"/>
-        <w:contextualSpacing w:val="0"/>
-        <w:rPr>
-          <w:rFonts w:ascii="Times New Roman" w:hAnsi="Times New Roman" w:cs="Times New Roman"/>
-          <w:color w:val="1F1F1F"/>
-          <w:sz w:val="24"/>
-          <w:szCs w:val="24"/>
-        </w:rPr>
-      </w:pPr>
-      <w:r>
-        <w:rPr>
-          <w:rFonts w:ascii="Times New Roman" w:hAnsi="Times New Roman" w:cs="Times New Roman"/>
-          <w:color w:val="1F1F1F"/>
-          <w:sz w:val="24"/>
-          <w:szCs w:val="24"/>
-        </w:rPr>
-        <w:t>Como até hoje e daqui para sempre,</w:t>
-      </w:r>
-      <w:r>
-        <w:rPr>
-          <w:rFonts w:ascii="Times New Roman" w:hAnsi="Times New Roman" w:cs="Times New Roman"/>
-          <w:color w:val="1F1F1F"/>
-          <w:sz w:val="24"/>
-          <w:szCs w:val="24"/>
-        </w:rPr>
-        <w:br/>
-        <w:t xml:space="preserve">Ele será nosso eterno poder </w:t>
-      </w:r>
-      <w:r>
-        <w:rPr>
-          <w:rFonts w:ascii="Times New Roman" w:hAnsi="Times New Roman" w:cs="Times New Roman"/>
-          <w:color w:val="1F1F1F"/>
-          <w:sz w:val="24"/>
-          <w:szCs w:val="24"/>
-        </w:rPr>
-        <w:br/>
-        <w:t>Nosso castelo bem forte e seguro,</w:t>
-      </w:r>
-      <w:r>
-        <w:rPr>
-          <w:rFonts w:ascii="Times New Roman" w:hAnsi="Times New Roman" w:cs="Times New Roman"/>
-          <w:color w:val="1F1F1F"/>
-          <w:sz w:val="24"/>
-          <w:szCs w:val="24"/>
-        </w:rPr>
-        <w:br/>
-        <w:t>e nossa fonte de excelso prazer</w:t>
-      </w:r>
-    </w:p>
-    <w:p>
-      <w:pPr>
-        <w:pStyle w:val="PargrafodaLista"/>
-        <w:numPr>
-          <w:ilvl w:val="0"/>
-          <w:numId w:val="1"/>
-        </w:numPr>
-        <w:autoSpaceDE w:val="0"/>
-        <w:autoSpaceDN w:val="0"/>
-        <w:adjustRightInd w:val="0"/>
-        <w:spacing w:line="240" w:lineRule="auto"/>
-        <w:ind w:left="862" w:hanging="357"/>
-        <w:contextualSpacing w:val="0"/>
-        <w:rPr>
-          <w:rFonts w:ascii="Times New Roman" w:hAnsi="Times New Roman" w:cs="Times New Roman"/>
-          <w:b/>
-          <w:bCs/>
-          <w:i/>
-          <w:iCs/>
-          <w:color w:val="1F1F1F"/>
-          <w:sz w:val="24"/>
-          <w:szCs w:val="24"/>
-        </w:rPr>
-      </w:pPr>
-      <w:r>
-        <w:rPr>
-          <w:rFonts w:ascii="Times New Roman" w:hAnsi="Times New Roman" w:cs="Times New Roman"/>
-          <w:b/>
-          <w:bCs/>
-          <w:i/>
-          <w:iCs/>
-          <w:color w:val="1F1F1F"/>
-          <w:sz w:val="24"/>
-          <w:szCs w:val="24"/>
-        </w:rPr>
-        <w:t>[REFRÃO]</w:t>
       </w:r>
     </w:p>
     <w:p>
@@ -478,6 +85,297 @@
           <w:iCs/>
         </w:rPr>
       </w:pPr>
+      <w:r>
+        <w:rPr>
+          <w:rFonts w:ascii="Times New Roman" w:hAnsi="Times New Roman"/>
+          <w:b/>
+          <w:i/>
+          <w:iCs/>
+        </w:rPr>
+        <w:t>No céu, na terra, que maravilhas</w:t>
+      </w:r>
+      <w:r>
+        <w:rPr>
+          <w:rFonts w:ascii="Times New Roman" w:hAnsi="Times New Roman"/>
+          <w:b/>
+          <w:i/>
+          <w:iCs/>
+        </w:rPr>
+        <w:br/>
+      </w:r>
+      <w:r>
+        <w:rPr>
+          <w:rFonts w:ascii="Times New Roman" w:hAnsi="Times New Roman"/>
+          <w:b/>
+          <w:i/>
+          <w:iCs/>
+        </w:rPr>
+        <w:t>vai operando o poder do Senhor!</w:t>
+      </w:r>
+      <w:r>
+        <w:rPr>
+          <w:rFonts w:ascii="Times New Roman" w:hAnsi="Times New Roman"/>
+          <w:b/>
+          <w:i/>
+          <w:iCs/>
+        </w:rPr>
+        <w:br/>
+      </w:r>
+      <w:r>
+        <w:rPr>
+          <w:rFonts w:ascii="Times New Roman" w:hAnsi="Times New Roman"/>
+          <w:b/>
+          <w:i/>
+          <w:iCs/>
+        </w:rPr>
+        <w:t>Mas Seu amor aos homens perdidos,</w:t>
+      </w:r>
+      <w:r>
+        <w:rPr>
+          <w:rFonts w:ascii="Times New Roman" w:hAnsi="Times New Roman"/>
+          <w:b/>
+          <w:i/>
+          <w:iCs/>
+        </w:rPr>
+        <w:br/>
+      </w:r>
+      <w:r>
+        <w:rPr>
+          <w:rFonts w:ascii="Times New Roman" w:hAnsi="Times New Roman"/>
+          <w:b/>
+          <w:i/>
+          <w:iCs/>
+        </w:rPr>
+        <w:t>das maravilhas é sempre a maior!</w:t>
+      </w:r>
+    </w:p>
+    <w:p>
+      <w:pPr>
+        <w:rPr>
+          <w:rFonts w:ascii="Times New Roman" w:hAnsi="Times New Roman"/>
+          <w:bCs/>
+        </w:rPr>
+      </w:pPr>
+      <w:r>
+        <w:rPr>
+          <w:rFonts w:ascii="Times New Roman" w:hAnsi="Times New Roman"/>
+          <w:bCs/>
+        </w:rPr>
+        <w:t xml:space="preserve">Já nossos pais nos contaram a glória </w:t>
+      </w:r>
+      <w:r>
+        <w:rPr>
+          <w:rFonts w:ascii="Times New Roman" w:hAnsi="Times New Roman"/>
+          <w:bCs/>
+        </w:rPr>
+        <w:br/>
+      </w:r>
+      <w:r>
+        <w:rPr>
+          <w:rFonts w:ascii="Times New Roman" w:hAnsi="Times New Roman"/>
+          <w:bCs/>
+        </w:rPr>
+        <w:t>de Deus, falando com muito prazer</w:t>
+      </w:r>
+      <w:r>
+        <w:rPr>
+          <w:rFonts w:ascii="Times New Roman" w:hAnsi="Times New Roman"/>
+          <w:bCs/>
+        </w:rPr>
+        <w:br/>
+      </w:r>
+      <w:r>
+        <w:rPr>
+          <w:rFonts w:ascii="Times New Roman" w:hAnsi="Times New Roman"/>
+          <w:bCs/>
+        </w:rPr>
+        <w:t>Que nas tristezas, nos grandes perigos,</w:t>
+      </w:r>
+      <w:r>
+        <w:rPr>
+          <w:rFonts w:ascii="Times New Roman" w:hAnsi="Times New Roman"/>
+          <w:bCs/>
+        </w:rPr>
+        <w:br/>
+      </w:r>
+      <w:r>
+        <w:rPr>
+          <w:rFonts w:ascii="Times New Roman" w:hAnsi="Times New Roman"/>
+          <w:bCs/>
+        </w:rPr>
+        <w:t>Ele os salvou por Seu grande poder</w:t>
+      </w:r>
+    </w:p>
+    <w:p>
+      <w:pPr>
+        <w:rPr>
+          <w:rFonts w:ascii="Times New Roman" w:hAnsi="Times New Roman"/>
+          <w:b/>
+          <w:i/>
+          <w:iCs/>
+        </w:rPr>
+      </w:pPr>
+      <w:r>
+        <w:rPr>
+          <w:rFonts w:ascii="Times New Roman" w:hAnsi="Times New Roman"/>
+          <w:b/>
+          <w:i/>
+          <w:iCs/>
+        </w:rPr>
+        <w:t>[REFRÃO]</w:t>
+      </w:r>
+    </w:p>
+    <w:p>
+      <w:pPr>
+        <w:rPr>
+          <w:rFonts w:ascii="Times New Roman" w:hAnsi="Times New Roman"/>
+          <w:bCs/>
+        </w:rPr>
+      </w:pPr>
+      <w:r>
+        <w:rPr>
+          <w:rFonts w:ascii="Times New Roman" w:hAnsi="Times New Roman"/>
+          <w:bCs/>
+        </w:rPr>
+        <w:t xml:space="preserve">Hoje também nós bem alto cantamos </w:t>
+      </w:r>
+      <w:r>
+        <w:rPr>
+          <w:rFonts w:ascii="Times New Roman" w:hAnsi="Times New Roman"/>
+          <w:bCs/>
+        </w:rPr>
+        <w:br/>
+      </w:r>
+      <w:r>
+        <w:rPr>
+          <w:rFonts w:ascii="Times New Roman" w:hAnsi="Times New Roman"/>
+          <w:bCs/>
+        </w:rPr>
+        <w:t>que as orações Ele nos atendeu</w:t>
+      </w:r>
+      <w:r>
+        <w:rPr>
+          <w:rFonts w:ascii="Times New Roman" w:hAnsi="Times New Roman"/>
+          <w:bCs/>
+        </w:rPr>
+        <w:br/>
+      </w:r>
+      <w:r>
+        <w:rPr>
+          <w:rFonts w:ascii="Times New Roman" w:hAnsi="Times New Roman"/>
+          <w:bCs/>
+        </w:rPr>
+        <w:t xml:space="preserve">Seu forte braço, que é tão compassivo, </w:t>
+      </w:r>
+      <w:r>
+        <w:rPr>
+          <w:rFonts w:ascii="Times New Roman" w:hAnsi="Times New Roman"/>
+          <w:bCs/>
+        </w:rPr>
+        <w:br/>
+      </w:r>
+      <w:r>
+        <w:rPr>
+          <w:rFonts w:ascii="Times New Roman" w:hAnsi="Times New Roman"/>
+          <w:bCs/>
+        </w:rPr>
+        <w:t>em nosso auxílio Ele sempre estendeu</w:t>
+      </w:r>
+    </w:p>
+    <w:p>
+      <w:pPr>
+        <w:rPr>
+          <w:rFonts w:ascii="Times New Roman" w:hAnsi="Times New Roman"/>
+          <w:b/>
+          <w:i/>
+          <w:iCs/>
+        </w:rPr>
+      </w:pPr>
+      <w:r>
+        <w:rPr>
+          <w:rFonts w:ascii="Times New Roman" w:hAnsi="Times New Roman"/>
+          <w:b/>
+          <w:i/>
+          <w:iCs/>
+        </w:rPr>
+        <w:t>[REFRÃO]</w:t>
+      </w:r>
+    </w:p>
+    <w:p>
+      <w:pPr>
+        <w:rPr>
+          <w:rFonts w:ascii="Times New Roman" w:hAnsi="Times New Roman"/>
+          <w:bCs/>
+        </w:rPr>
+      </w:pPr>
+      <w:r>
+        <w:rPr>
+          <w:rFonts w:ascii="Times New Roman" w:hAnsi="Times New Roman"/>
+          <w:bCs/>
+        </w:rPr>
+        <w:t>Como até hoje e daqui para sempre,</w:t>
+      </w:r>
+      <w:r>
+        <w:rPr>
+          <w:rFonts w:ascii="Times New Roman" w:hAnsi="Times New Roman"/>
+          <w:bCs/>
+        </w:rPr>
+        <w:br/>
+      </w:r>
+      <w:r>
+        <w:rPr>
+          <w:rFonts w:ascii="Times New Roman" w:hAnsi="Times New Roman"/>
+          <w:bCs/>
+        </w:rPr>
+        <w:t xml:space="preserve">Ele será nosso eterno poder </w:t>
+      </w:r>
+      <w:r>
+        <w:rPr>
+          <w:rFonts w:ascii="Times New Roman" w:hAnsi="Times New Roman"/>
+          <w:bCs/>
+        </w:rPr>
+        <w:br/>
+      </w:r>
+      <w:r>
+        <w:rPr>
+          <w:rFonts w:ascii="Times New Roman" w:hAnsi="Times New Roman"/>
+          <w:bCs/>
+        </w:rPr>
+        <w:t>Nosso castelo bem forte e seguro,</w:t>
+      </w:r>
+      <w:r>
+        <w:rPr>
+          <w:rFonts w:ascii="Times New Roman" w:hAnsi="Times New Roman"/>
+          <w:bCs/>
+        </w:rPr>
+        <w:br/>
+      </w:r>
+      <w:r>
+        <w:rPr>
+          <w:rFonts w:ascii="Times New Roman" w:hAnsi="Times New Roman"/>
+          <w:bCs/>
+        </w:rPr>
+        <w:t>e nossa fonte de excelso prazer</w:t>
+      </w:r>
+    </w:p>
+    <w:p>
+      <w:pPr>
+        <w:rPr>
+          <w:rFonts w:ascii="Times New Roman" w:hAnsi="Times New Roman"/>
+          <w:b/>
+          <w:i/>
+          <w:iCs/>
+        </w:rPr>
+      </w:pPr>
+      <w:r>
+        <w:rPr>
+          <w:rFonts w:ascii="Times New Roman" w:hAnsi="Times New Roman"/>
+          <w:b/>
+          <w:i/>
+          <w:iCs/>
+        </w:rPr>
+        <w:t>[REFRÃO]</w:t>
+      </w:r>
     </w:p>
     <w:sectPr>
       <w:pgSz w:w="11906" w:h="16838"/>
